--- a/data/raw/word/Luật-58-2014-QH13.docx
+++ b/data/raw/word/Luật-58-2014-QH13.docx
@@ -25893,7 +25893,7 @@
         <w:noProof/>
       </w:rPr>
       <w:drawing>
-        <wp:inline distT="0" distB="0" distL="0" distR="0" wp14:anchorId="2E61FF6C" wp14:editId="7F064396">
+        <wp:inline distT="0" distB="0" distL="0" distR="0" wp14:anchorId="653096D3" wp14:editId="12B1EBCC">
           <wp:extent cx="5934075" cy="733425"/>
           <wp:effectExtent l="0" t="0" r="0" b="0"/>
           <wp:docPr id="1" name="Picture 1"/>
@@ -27412,34 +27412,34 @@
       </w:pPr>
     </w:lvl>
   </w:abstractNum>
-  <w:num w:numId="1" w16cid:durableId="1608467821">
+  <w:num w:numId="1" w16cid:durableId="2102680160">
     <w:abstractNumId w:val="1"/>
   </w:num>
-  <w:num w:numId="2" w16cid:durableId="728915580">
+  <w:num w:numId="2" w16cid:durableId="1435442008">
     <w:abstractNumId w:val="4"/>
   </w:num>
-  <w:num w:numId="3" w16cid:durableId="2031451170">
+  <w:num w:numId="3" w16cid:durableId="1179084127">
     <w:abstractNumId w:val="12"/>
   </w:num>
-  <w:num w:numId="4" w16cid:durableId="1902863160">
+  <w:num w:numId="4" w16cid:durableId="975526451">
     <w:abstractNumId w:val="6"/>
   </w:num>
-  <w:num w:numId="5" w16cid:durableId="615062034">
+  <w:num w:numId="5" w16cid:durableId="747650409">
     <w:abstractNumId w:val="0"/>
   </w:num>
-  <w:num w:numId="6" w16cid:durableId="1299382652">
+  <w:num w:numId="6" w16cid:durableId="338967733">
     <w:abstractNumId w:val="5"/>
   </w:num>
-  <w:num w:numId="7" w16cid:durableId="732855697">
+  <w:num w:numId="7" w16cid:durableId="899629331">
     <w:abstractNumId w:val="8"/>
   </w:num>
-  <w:num w:numId="8" w16cid:durableId="2096247035">
+  <w:num w:numId="8" w16cid:durableId="627010284">
     <w:abstractNumId w:val="9"/>
   </w:num>
-  <w:num w:numId="9" w16cid:durableId="1236357434">
+  <w:num w:numId="9" w16cid:durableId="1064061895">
     <w:abstractNumId w:val="7"/>
   </w:num>
-  <w:num w:numId="10" w16cid:durableId="1462773059">
+  <w:num w:numId="10" w16cid:durableId="1405183631">
     <w:abstractNumId w:val="2"/>
     <w:lvlOverride w:ilvl="0">
       <w:startOverride w:val="1"/>
@@ -27469,13 +27469,13 @@
       <w:startOverride w:val="1"/>
     </w:lvlOverride>
   </w:num>
-  <w:num w:numId="11" w16cid:durableId="921139435">
+  <w:num w:numId="11" w16cid:durableId="954605580">
     <w:abstractNumId w:val="3"/>
   </w:num>
-  <w:num w:numId="12" w16cid:durableId="523715047">
+  <w:num w:numId="12" w16cid:durableId="861893476">
     <w:abstractNumId w:val="10"/>
   </w:num>
-  <w:num w:numId="13" w16cid:durableId="1817214374">
+  <w:num w:numId="13" w16cid:durableId="207839633">
     <w:abstractNumId w:val="11"/>
   </w:num>
 </w:numbering>
